--- a/tests/corpus/reading-room-metafiles.docx
+++ b/tests/corpus/reading-room-metafiles.docx
@@ -402,6 +402,76 @@
     </w:p>
     <w:p>
       <w:r>
+        <w:drawing>
+          <wp:inline distT="0" distB="0" distL="0" distR="0">
+            <wp:extent cx="2286000" cy="1524000"/>
+            <wp:docPr id="111" name="Picture 111" descr="The entrance sign as a right-to-left program draws it"/>
+            <a:graphic>
+              <a:graphicData uri="http://schemas.openxmlformats.org/drawingml/2006/picture">
+                <pic:pic>
+                  <pic:nvPicPr>
+                    <pic:cNvPr id="111" name="Picture 111"/>
+                    <pic:cNvPicPr/>
+                  </pic:nvPicPr>
+                  <pic:blipFill>
+                    <a:blip r:embed="rMedia12"/>
+                    <a:stretch>
+                      <a:fillRect/>
+                    </a:stretch>
+                  </pic:blipFill>
+                  <pic:spPr>
+                    <a:xfrm>
+                      <a:off x="0" y="0"/>
+                      <a:ext cx="2286000" cy="1524000"/>
+                    </a:xfrm>
+                    <a:prstGeom prst="rect">
+                      <a:avLst/>
+                    </a:prstGeom>
+                  </pic:spPr>
+                </pic:pic>
+              </a:graphicData>
+            </a:graphic>
+          </wp:inline>
+        </w:drawing>
+      </w:r>
+    </w:p>
+    <w:p>
+      <w:r>
+        <w:drawing>
+          <wp:inline distT="0" distB="0" distL="0" distR="0">
+            <wp:extent cx="2286000" cy="1524000"/>
+            <wp:docPr id="112" name="Picture 112" descr="Shelf markers cut out by masks, a slanted photograph and two labels"/>
+            <a:graphic>
+              <a:graphicData uri="http://schemas.openxmlformats.org/drawingml/2006/picture">
+                <pic:pic>
+                  <pic:nvPicPr>
+                    <pic:cNvPr id="112" name="Picture 112"/>
+                    <pic:cNvPicPr/>
+                  </pic:nvPicPr>
+                  <pic:blipFill>
+                    <a:blip r:embed="rMedia13"/>
+                    <a:stretch>
+                      <a:fillRect/>
+                    </a:stretch>
+                  </pic:blipFill>
+                  <pic:spPr>
+                    <a:xfrm>
+                      <a:off x="0" y="0"/>
+                      <a:ext cx="2286000" cy="1524000"/>
+                    </a:xfrm>
+                    <a:prstGeom prst="rect">
+                      <a:avLst/>
+                    </a:prstGeom>
+                  </pic:spPr>
+                </pic:pic>
+              </a:graphicData>
+            </a:graphic>
+          </wp:inline>
+        </w:drawing>
+      </w:r>
+    </w:p>
+    <w:p>
+      <w:r>
         <w:t xml:space="preserve">Volunteers can print every drawing from any of these formats.</w:t>
       </w:r>
     </w:p>

--- a/tests/corpus/reading-room-metafiles.docx
+++ b/tests/corpus/reading-room-metafiles.docx
@@ -472,6 +472,76 @@
     </w:p>
     <w:p>
       <w:r>
+        <w:drawing>
+          <wp:inline distT="0" distB="0" distL="0" distR="0">
+            <wp:extent cx="2286000" cy="1524000"/>
+            <wp:docPr id="113" name="Picture 113" descr="Shaded floor tiles beside two rooms filled in after they were drawn"/>
+            <a:graphic>
+              <a:graphicData uri="http://schemas.openxmlformats.org/drawingml/2006/picture">
+                <pic:pic>
+                  <pic:nvPicPr>
+                    <pic:cNvPr id="113" name="Picture 113"/>
+                    <pic:cNvPicPr/>
+                  </pic:nvPicPr>
+                  <pic:blipFill>
+                    <a:blip r:embed="rMedia14"/>
+                    <a:stretch>
+                      <a:fillRect/>
+                    </a:stretch>
+                  </pic:blipFill>
+                  <pic:spPr>
+                    <a:xfrm>
+                      <a:off x="0" y="0"/>
+                      <a:ext cx="2286000" cy="1524000"/>
+                    </a:xfrm>
+                    <a:prstGeom prst="rect">
+                      <a:avLst/>
+                    </a:prstGeom>
+                  </pic:spPr>
+                </pic:pic>
+              </a:graphicData>
+            </a:graphic>
+          </wp:inline>
+        </w:drawing>
+      </w:r>
+    </w:p>
+    <w:p>
+      <w:r>
+        <w:drawing>
+          <wp:inline distT="0" distB="0" distL="0" distR="0">
+            <wp:extent cx="2286000" cy="1524000"/>
+            <wp:docPr id="114" name="Picture 114" descr="A lamp glow, a shaded pennant and a tiled rug"/>
+            <a:graphic>
+              <a:graphicData uri="http://schemas.openxmlformats.org/drawingml/2006/picture">
+                <pic:pic>
+                  <pic:nvPicPr>
+                    <pic:cNvPr id="114" name="Picture 114"/>
+                    <pic:cNvPicPr/>
+                  </pic:nvPicPr>
+                  <pic:blipFill>
+                    <a:blip r:embed="rMedia15"/>
+                    <a:stretch>
+                      <a:fillRect/>
+                    </a:stretch>
+                  </pic:blipFill>
+                  <pic:spPr>
+                    <a:xfrm>
+                      <a:off x="0" y="0"/>
+                      <a:ext cx="2286000" cy="1524000"/>
+                    </a:xfrm>
+                    <a:prstGeom prst="rect">
+                      <a:avLst/>
+                    </a:prstGeom>
+                  </pic:spPr>
+                </pic:pic>
+              </a:graphicData>
+            </a:graphic>
+          </wp:inline>
+        </w:drawing>
+      </w:r>
+    </w:p>
+    <w:p>
+      <w:r>
         <w:t xml:space="preserve">Volunteers can print every drawing from any of these formats.</w:t>
       </w:r>
     </w:p>
